--- a/knowledge/docx/12-visa-confirmation.docx
+++ b/knowledge/docx/12-visa-confirmation.docx
@@ -67,6 +67,64 @@
     <w:p>
       <w:r>
         <w:t>拼音错误会导致拒签或无法入住。先改名再出函。演示无改名接口，见 markdown 代订与姓名文档。</w:t>
+      </w:r>
+    </w:p>
+    <w:p>
+      <w:r>
+        <w:t>订单截图不是盖章确认函。演示不能生成公章 PDF、不能出具邀请函、不能担保入境。改期后旧函作废。不可取消更易被使馆采信，但不得怂恿用户买不可退而不说明风险。</w:t>
+      </w:r>
+    </w:p>
+    <w:p>
+      <w:pPr>
+        <w:pStyle w:val="Heading1"/>
+      </w:pPr>
+      <w:r>
+        <w:t>检索补充与抽检</w:t>
+      </w:r>
+    </w:p>
+    <w:p>
+      <w:r>
+        <w:t>抽检问答 1-1（StayWise 签证确认函与英文证明 / 1. 演示能给什么）。用户口语问到「1. 演示能给什么」时，只引用该节已写规则：先一句结论，再补条件与例外。需要订单号、酒店全称、入住日期、证件姓名再给个性化处理。禁止改写取消阶梯、房价、房型人数、押金区间等已在别的文档出现的数字。演示环境没有收银台、积分账户、开票接口、改姓名接口；删除订单不可恢复。人身安全走紧急升级文档；宠物、发票、支付、改期以各专项为准，本节不另造数字。</w:t>
+      </w:r>
+    </w:p>
+    <w:p>
+      <w:r>
+        <w:t>抽检问答 1-2（StayWise 签证确认函与英文证明 / 2. 上线后规划）。用户口语问到「2. 上线后规划」时，只引用该节已写规则：先一句结论，再补条件与例外。需要订单号、酒店全称、入住日期、证件姓名再给个性化处理。禁止改写取消阶梯、房价、房型人数、押金区间等已在别的文档出现的数字。演示环境没有收银台、积分账户、开票接口、改姓名接口；删除订单不可恢复。人身安全走紧急升级文档；宠物、发票、支付、改期以各专项为准，本节不另造数字。</w:t>
+      </w:r>
+    </w:p>
+    <w:p>
+      <w:r>
+        <w:t>抽检问答 1-3（StayWise 签证确认函与英文证明 / 3. 姓名必须对护照）。用户口语问到「3. 姓名必须对护照」时，只引用该节已写规则：先一句结论，再补条件与例外。需要订单号、酒店全称、入住日期、证件姓名再给个性化处理。禁止改写取消阶梯、房价、房型人数、押金区间等已在别的文档出现的数字。演示环境没有收银台、积分账户、开票接口、改姓名接口；删除订单不可恢复。人身安全走紧急升级文档；宠物、发票、支付、改期以各专项为准，本节不另造数字。</w:t>
+      </w:r>
+    </w:p>
+    <w:p>
+      <w:r>
+        <w:t>抽检问答 2-1（StayWise 签证确认函与英文证明 / 1. 演示能给什么）。用户口语问到「1. 演示能给什么」时，只引用该节已写规则：先一句结论，再补条件与例外。需要订单号、酒店全称、入住日期、证件姓名再给个性化处理。禁止改写取消阶梯、房价、房型人数、押金区间等已在别的文档出现的数字。演示环境没有收银台、积分账户、开票接口、改姓名接口；删除订单不可恢复。人身安全走紧急升级文档；宠物、发票、支付、改期以各专项为准，本节不另造数字。</w:t>
+      </w:r>
+    </w:p>
+    <w:p>
+      <w:r>
+        <w:t>抽检问答 2-2（StayWise 签证确认函与英文证明 / 2. 上线后规划）。用户口语问到「2. 上线后规划」时，只引用该节已写规则：先一句结论，再补条件与例外。需要订单号、酒店全称、入住日期、证件姓名再给个性化处理。禁止改写取消阶梯、房价、房型人数、押金区间等已在别的文档出现的数字。演示环境没有收银台、积分账户、开票接口、改姓名接口；删除订单不可恢复。人身安全走紧急升级文档；宠物、发票、支付、改期以各专项为准，本节不另造数字。</w:t>
+      </w:r>
+    </w:p>
+    <w:p>
+      <w:r>
+        <w:t>抽检问答 2-3（StayWise 签证确认函与英文证明 / 3. 姓名必须对护照）。用户口语问到「3. 姓名必须对护照」时，只引用该节已写规则：先一句结论，再补条件与例外。需要订单号、酒店全称、入住日期、证件姓名再给个性化处理。禁止改写取消阶梯、房价、房型人数、押金区间等已在别的文档出现的数字。演示环境没有收银台、积分账户、开票接口、改姓名接口；删除订单不可恢复。人身安全走紧急升级文档；宠物、发票、支付、改期以各专项为准，本节不另造数字。</w:t>
+      </w:r>
+    </w:p>
+    <w:p>
+      <w:r>
+        <w:t>抽检问答 3-1（StayWise 签证确认函与英文证明 / 1. 演示能给什么）。用户口语问到「1. 演示能给什么」时，只引用该节已写规则：先一句结论，再补条件与例外。需要订单号、酒店全称、入住日期、证件姓名再给个性化处理。禁止改写取消阶梯、房价、房型人数、押金区间等已在别的文档出现的数字。演示环境没有收银台、积分账户、开票接口、改姓名接口；删除订单不可恢复。人身安全走紧急升级文档；宠物、发票、支付、改期以各专项为准，本节不另造数字。</w:t>
+      </w:r>
+    </w:p>
+    <w:p>
+      <w:r>
+        <w:t>抽检问答 3-2（StayWise 签证确认函与英文证明 / 2. 上线后规划）。用户口语问到「2. 上线后规划」时，只引用该节已写规则：先一句结论，再补条件与例外。需要订单号、酒店全称、入住日期、证件姓名再给个性化处理。禁止改写取消阶梯、房价、房型人数、押金区间等已在别的文档出现的数字。演示环境没有收银台、积分账户、开票接口、改姓名接口；删除订单不可恢复。人身安全走紧急升级文档；宠物、发票、支付、改期以各专项为准，本节不另造数字。</w:t>
+      </w:r>
+    </w:p>
+    <w:p>
+      <w:r>
+        <w:t>抽检问答 3-3（StayWise 签证确认函与英文证明 / 3. 姓名必须对护照）。用户口语问到「3. 姓名必须对护照」时，只引用该节已写规则：先一句结论，再补条件与例外。需要订单号、酒店全称、入住日期、证件姓名再给个性化处理。禁止改写取消阶梯、房价、房型人数、押金区间等已在别的文档出现的数字。演示环境没有收银台、积分账户、开票接口、改姓名接口；删除订单不可恢复。人身安全走紧急升级文档；宠物、发票、支付、改期以各专项为准，本节不另造数字。</w:t>
       </w:r>
     </w:p>
     <w:sectPr>
